--- a/zht/docx/63.content.docx
+++ b/zht/docx/63.content.docx
@@ -19,7 +19,7 @@
         <w:rPr>
           <w:lang w:val="zh_TW" w:bidi="zh_TW"/>
         </w:rPr>
-        <w:t>Resource: 研讀筆記 - 書籍簡介 (Tyndale)</w:t>
+        <w:t>Resource: Tyndale Open Study Notes</w:t>
       </w:r>
       <w:r>
         <w:rPr>
@@ -112,7 +112,7 @@
         <w:rPr>
           <w:lang w:val="zh_TW" w:bidi="zh_TW"/>
         </w:rPr>
-        <w:t>研讀筆記 - 書籍簡介 (Tyndale)</w:t>
+        <w:t>Tyndale Open Study Notes</w:t>
       </w:r>
     </w:p>
     <w:p>

--- a/zht/docx/63.content.docx
+++ b/zht/docx/63.content.docx
@@ -19,7 +19,7 @@
         <w:rPr>
           <w:lang w:val="zh_TW" w:bidi="zh_TW"/>
         </w:rPr>
-        <w:t>Resource: Tyndale Open Study Notes</w:t>
+        <w:t>Resource: Aquifer Open Study Notes (Book Intros)</w:t>
       </w:r>
       <w:r>
         <w:rPr>
@@ -112,7 +112,7 @@
         <w:rPr>
           <w:lang w:val="zh_TW" w:bidi="zh_TW"/>
         </w:rPr>
-        <w:t>Tyndale Open Study Notes</w:t>
+        <w:t>Aquifer Open Study Notes (Book Intros)</w:t>
       </w:r>
     </w:p>
     <w:p>

--- a/zht/docx/63.content.docx
+++ b/zht/docx/63.content.docx
@@ -295,36 +295,24 @@
         </w:rPr>
         <w:t>這封私人信件以問安（</w:t>
       </w:r>
-      <w:hyperlink r:id="rId13">
-        <w:r>
-          <w:rPr>
-            <w:lang w:val="zh_TW" w:bidi="zh_TW"/>
-          </w:rPr>
-          <w:rPr>
-            <w:color w:val="0000EE"/>
-            <w:u w:val="single"/>
-          </w:rPr>
-          <w:t>1:1–3</w:t>
-        </w:r>
-      </w:hyperlink>
+      <w:r>
+        <w:rPr>
+          <w:lang w:val="zh_TW" w:bidi="zh_TW"/>
+        </w:rPr>
+        <w:t>1:1–3</w:t>
+      </w:r>
       <w:r>
         <w:rPr>
           <w:lang w:val="zh_TW" w:bidi="zh_TW"/>
         </w:rPr>
         <w:t>）開頭，接著表達作者的期望（</w:t>
       </w:r>
-      <w:hyperlink r:id="rId14">
-        <w:r>
-          <w:rPr>
-            <w:lang w:val="zh_TW" w:bidi="zh_TW"/>
-          </w:rPr>
-          <w:rPr>
-            <w:color w:val="0000EE"/>
-            <w:u w:val="single"/>
-          </w:rPr>
-          <w:t>1:4–11</w:t>
-        </w:r>
-      </w:hyperlink>
+      <w:r>
+        <w:rPr>
+          <w:lang w:val="zh_TW" w:bidi="zh_TW"/>
+        </w:rPr>
+        <w:t>1:4–11</w:t>
+      </w:r>
       <w:r>
         <w:rPr>
           <w:lang w:val="zh_TW" w:bidi="zh_TW"/>
@@ -356,18 +344,12 @@
         </w:rPr>
         <w:t>一些學者認為，本書信的作者（</w:t>
       </w:r>
-      <w:hyperlink r:id="rId15">
-        <w:r>
-          <w:rPr>
-            <w:lang w:val="zh_TW" w:bidi="zh_TW"/>
-          </w:rPr>
-          <w:rPr>
-            <w:color w:val="0000EE"/>
-            <w:u w:val="single"/>
-          </w:rPr>
-          <w:t>1:1</w:t>
-        </w:r>
-      </w:hyperlink>
+      <w:r>
+        <w:rPr>
+          <w:lang w:val="zh_TW" w:bidi="zh_TW"/>
+        </w:rPr>
+        <w:t>1:1</w:t>
+      </w:r>
       <w:r>
         <w:rPr>
           <w:lang w:val="zh_TW" w:bidi="zh_TW"/>
@@ -411,18 +393,12 @@
         </w:rPr>
         <w:t>約翰稱呼書信的收信者為「蒙揀選的太太和她的兒女」（</w:t>
       </w:r>
-      <w:hyperlink r:id="rId15">
-        <w:r>
-          <w:rPr>
-            <w:lang w:val="zh_TW" w:bidi="zh_TW"/>
-          </w:rPr>
-          <w:rPr>
-            <w:color w:val="0000EE"/>
-            <w:u w:val="single"/>
-          </w:rPr>
-          <w:t>1:1</w:t>
-        </w:r>
-      </w:hyperlink>
+      <w:r>
+        <w:rPr>
+          <w:lang w:val="zh_TW" w:bidi="zh_TW"/>
+        </w:rPr>
+        <w:t>1:1</w:t>
+      </w:r>
       <w:r>
         <w:rPr>
           <w:lang w:val="zh_TW" w:bidi="zh_TW"/>
@@ -441,18 +417,12 @@
         </w:rPr>
         <w:t>（Kyria）的婦女及其親生兒女（希臘文kyria，意為「夫人」，可作為女性的專有名字）。然而，更有可能的是，約翰指的是一個特定的地方教會（「蒙揀選的夫人」）及其教會成員（「她的兒女」；參</w:t>
       </w:r>
-      <w:hyperlink r:id="rId16">
-        <w:r>
-          <w:rPr>
-            <w:lang w:val="zh_TW" w:bidi="zh_TW"/>
-          </w:rPr>
-          <w:rPr>
-            <w:color w:val="0000EE"/>
-            <w:u w:val="single"/>
-          </w:rPr>
-          <w:t>彼前5:13</w:t>
-        </w:r>
-      </w:hyperlink>
+      <w:r>
+        <w:rPr>
+          <w:lang w:val="zh_TW" w:bidi="zh_TW"/>
+        </w:rPr>
+        <w:t>彼前5:13</w:t>
+      </w:r>
       <w:r>
         <w:rPr>
           <w:lang w:val="zh_TW" w:bidi="zh_TW"/>
@@ -484,36 +454,24 @@
         </w:rPr>
         <w:t>約翰貳書的信息有兩個方面：首先，基督徒群體的成員必須彼此相愛（</w:t>
       </w:r>
-      <w:hyperlink r:id="rId17">
-        <w:r>
-          <w:rPr>
-            <w:lang w:val="zh_TW" w:bidi="zh_TW"/>
-          </w:rPr>
-          <w:rPr>
-            <w:color w:val="0000EE"/>
-            <w:u w:val="single"/>
-          </w:rPr>
-          <w:t>1:5</w:t>
-        </w:r>
-      </w:hyperlink>
+      <w:r>
+        <w:rPr>
+          <w:lang w:val="zh_TW" w:bidi="zh_TW"/>
+        </w:rPr>
+        <w:t>1:5</w:t>
+      </w:r>
       <w:r>
         <w:rPr>
           <w:lang w:val="zh_TW" w:bidi="zh_TW"/>
         </w:rPr>
         <w:t>），這種愛的實踐應當遵行耶穌的誡命（</w:t>
       </w:r>
-      <w:hyperlink r:id="rId18">
-        <w:r>
-          <w:rPr>
-            <w:lang w:val="zh_TW" w:bidi="zh_TW"/>
-          </w:rPr>
-          <w:rPr>
-            <w:color w:val="0000EE"/>
-            <w:u w:val="single"/>
-          </w:rPr>
-          <w:t>1:6</w:t>
-        </w:r>
-      </w:hyperlink>
+      <w:r>
+        <w:rPr>
+          <w:lang w:val="zh_TW" w:bidi="zh_TW"/>
+        </w:rPr>
+        <w:t>1:6</w:t>
+      </w:r>
       <w:r>
         <w:rPr>
           <w:lang w:val="zh_TW" w:bidi="zh_TW"/>
@@ -534,120 +492,78 @@
         </w:rPr>
         <w:t>許多新約書信的寫作目的，至少有一部分是為了對付某種形式的異端教導。保羅的幾封書信都是如此，其中針對各種錯謬：加拉太書（</w:t>
       </w:r>
-      <w:hyperlink r:id="rId19">
-        <w:r>
-          <w:rPr>
-            <w:lang w:val="zh_TW" w:bidi="zh_TW"/>
-          </w:rPr>
-          <w:rPr>
-            <w:color w:val="0000EE"/>
-            <w:u w:val="single"/>
-          </w:rPr>
-          <w:t>加1:6</w:t>
-        </w:r>
-      </w:hyperlink>
+      <w:r>
+        <w:rPr>
+          <w:lang w:val="zh_TW" w:bidi="zh_TW"/>
+        </w:rPr>
+        <w:t>加1:6</w:t>
+      </w:r>
       <w:r>
         <w:rPr>
           <w:lang w:val="zh_TW" w:bidi="zh_TW"/>
         </w:rPr>
         <w:t>）、歌羅西書（</w:t>
       </w:r>
-      <w:hyperlink r:id="rId20">
-        <w:r>
-          <w:rPr>
-            <w:lang w:val="zh_TW" w:bidi="zh_TW"/>
-          </w:rPr>
-          <w:rPr>
-            <w:color w:val="0000EE"/>
-            <w:u w:val="single"/>
-          </w:rPr>
-          <w:t>西2:16–23</w:t>
-        </w:r>
-      </w:hyperlink>
+      <w:r>
+        <w:rPr>
+          <w:lang w:val="zh_TW" w:bidi="zh_TW"/>
+        </w:rPr>
+        <w:t>西2:16–23</w:t>
+      </w:r>
       <w:r>
         <w:rPr>
           <w:lang w:val="zh_TW" w:bidi="zh_TW"/>
         </w:rPr>
         <w:t>）、帖撒羅尼迦後書（</w:t>
       </w:r>
-      <w:hyperlink r:id="rId21">
-        <w:r>
-          <w:rPr>
-            <w:lang w:val="zh_TW" w:bidi="zh_TW"/>
-          </w:rPr>
-          <w:rPr>
-            <w:color w:val="0000EE"/>
-            <w:u w:val="single"/>
-          </w:rPr>
-          <w:t>帖後2:1–3</w:t>
-        </w:r>
-      </w:hyperlink>
+      <w:r>
+        <w:rPr>
+          <w:lang w:val="zh_TW" w:bidi="zh_TW"/>
+        </w:rPr>
+        <w:t>帖後2:1–3</w:t>
+      </w:r>
       <w:r>
         <w:rPr>
           <w:lang w:val="zh_TW" w:bidi="zh_TW"/>
         </w:rPr>
         <w:t>）和提摩太前書（</w:t>
       </w:r>
-      <w:hyperlink r:id="rId22">
-        <w:r>
-          <w:rPr>
-            <w:lang w:val="zh_TW" w:bidi="zh_TW"/>
-          </w:rPr>
-          <w:rPr>
-            <w:color w:val="0000EE"/>
-            <w:u w:val="single"/>
-          </w:rPr>
-          <w:t>提前4:1，</w:t>
-        </w:r>
-      </w:hyperlink>
-      <w:hyperlink r:id="rId23">
-        <w:r>
-          <w:rPr>
-            <w:lang w:val="zh_TW" w:bidi="zh_TW"/>
-          </w:rPr>
-          <w:rPr>
-            <w:color w:val="0000EE"/>
-            <w:u w:val="single"/>
-          </w:rPr>
-          <w:t>6:20–21</w:t>
-        </w:r>
-      </w:hyperlink>
+      <w:r>
+        <w:rPr>
+          <w:lang w:val="zh_TW" w:bidi="zh_TW"/>
+        </w:rPr>
+        <w:t>提前4:1，</w:t>
+      </w:r>
+      <w:r>
+        <w:rPr>
+          <w:lang w:val="zh_TW" w:bidi="zh_TW"/>
+        </w:rPr>
+        <w:t>6:20–21</w:t>
+      </w:r>
       <w:r>
         <w:rPr>
           <w:lang w:val="zh_TW" w:bidi="zh_TW"/>
         </w:rPr>
         <w:t>）。彼得在彼得後書中批判假教師（</w:t>
       </w:r>
-      <w:hyperlink r:id="rId24">
-        <w:r>
-          <w:rPr>
-            <w:lang w:val="zh_TW" w:bidi="zh_TW"/>
-          </w:rPr>
-          <w:rPr>
-            <w:color w:val="0000EE"/>
-            <w:u w:val="single"/>
-          </w:rPr>
-          <w:t>彼後2:1–22</w:t>
-        </w:r>
-      </w:hyperlink>
+      <w:r>
+        <w:rPr>
+          <w:lang w:val="zh_TW" w:bidi="zh_TW"/>
+        </w:rPr>
+        <w:t>彼後2:1–22</w:t>
+      </w:r>
       <w:r>
         <w:rPr>
           <w:lang w:val="zh_TW" w:bidi="zh_TW"/>
         </w:rPr>
         <w:t>），而猶大書的寫作目的也是為了對抗異端（</w:t>
       </w:r>
-      <w:hyperlink r:id="rId25">
-        <w:r>
-          <w:rPr>
-            <w:lang w:val="zh_TW" w:bidi="zh_TW"/>
-          </w:rPr>
-          <w:rPr>
-            <w:color w:val="0000EE"/>
-            <w:u w:val="single"/>
-          </w:rPr>
-          <w:t>猶3–4</w:t>
-        </w:r>
-      </w:hyperlink>
+      <w:r>
+        <w:rPr>
+          <w:lang w:val="zh_TW" w:bidi="zh_TW"/>
+        </w:rPr>
+        <w:t>猶3–4</w:t>
+      </w:r>
       <w:r>
         <w:rPr>
           <w:lang w:val="zh_TW" w:bidi="zh_TW"/>
